--- a/project-docs/05-student-lab-handouts/DSYS601 Lab5 Write and fire an alert.docx
+++ b/project-docs/05-student-lab-handouts/DSYS601 Lab5 Write and fire an alert.docx
@@ -218,11 +218,11 @@
                 <w:b w:val="1"/>
                 <w:bCs w:val="1"/>
               </w:rPr>
-              <w:t xml:space="preserve"> Install the monitoring stack</w:t>
+              <w:t xml:space="preserve">Lab 3 – Install the monitoring stack and Lab 4 – Build a dashboard</w:t>
             </w:r>
             <w:r>
               <w:rPr/>
-              <w:t xml:space="preserve"> is done, and </w:t>
+              <w:t xml:space="preserve"> are done, and </w:t>
             </w:r>
             <w:r>
               <w:rPr>
@@ -3770,7 +3770,7 @@
                 <w:sz w:val="19"/>
                 <w:szCs w:val="19"/>
               </w:rPr>
-              <w:t xml:space="preserve">Task 9: simulated crash</w:t>
+              <w:t xml:space="preserve">DSYS601 test: simulated crash</w:t>
             </w:r>
           </w:p>
         </w:tc>

--- a/project-docs/05-student-lab-handouts/DSYS601 Lab5 Write and fire an alert.docx
+++ b/project-docs/05-student-lab-handouts/DSYS601 Lab5 Write and fire an alert.docx
@@ -163,7 +163,7 @@
               <w:rPr>
                 <w:lang w:val="en-US"/>
               </w:rPr>
-              <w:t>About 90 minutes, plus an optional extra task</w:t>
+              <w:t xml:space="preserve">About 90 minutes, plus an optional extra task. New to Kubernetes? Allow up to 2 hours, including time to fix small problems.</w:t>
             </w:r>
           </w:p>
         </w:tc>

--- a/project-docs/05-student-lab-handouts/DSYS601 Lab5 Write and fire an alert.docx
+++ b/project-docs/05-student-lab-handouts/DSYS601 Lab5 Write and fire an alert.docx
@@ -5239,6 +5239,405 @@
                 <w:lang w:val="en-US"/>
               </w:rPr>
               <w:t xml:space="preserve"> should list only the 5 demo-app pods.</w:t>
+            </w:r>
+          </w:p>
+        </w:tc>
+      </w:tr>
+    </w:tbl>
+    <w:p xmlns:wp14="http://schemas.microsoft.com/office/word/2010/wordml" wp14:textId="77777777">
+      <w:pPr>
+        <w:pStyle w:val="Heading1"/>
+      </w:pPr>
+      <w:r>
+        <w:t xml:space="preserve">If something goes wrong</w:t>
+      </w:r>
+    </w:p>
+    <w:tbl>
+      <w:tblPr>
+        <w:tblW w:w="9638" w:type="dxa"/>
+        <w:tblBorders>
+          <w:top w:val="single" w:color="auto" w:sz="4"/>
+          <w:left w:val="single" w:color="auto" w:sz="4"/>
+          <w:bottom w:val="single" w:color="auto" w:sz="4"/>
+          <w:right w:val="single" w:color="auto" w:sz="4"/>
+          <w:insideH w:val="single" w:color="auto" w:sz="4"/>
+          <w:insideV w:val="single" w:color="auto" w:sz="4"/>
+        </w:tblBorders>
+        <w:tblLayout w:type="fixed"/>
+      </w:tblPr>
+      <w:tblGrid>
+        <w:gridCol w:w="3300"/>
+        <w:gridCol w:w="6338"/>
+      </w:tblGrid>
+      <w:tr xmlns:wp14="http://schemas.microsoft.com/office/word/2010/wordml" wp14:textId="77777777">
+        <w:trPr>
+          <w:tblHeader/>
+        </w:trPr>
+        <w:tc>
+          <w:tcPr>
+            <w:tcW w:w="3300" w:type="dxa"/>
+            <w:tcBorders>
+              <w:top w:val="single" w:color="BFBFBF" w:sz="4"/>
+              <w:left w:val="single" w:color="BFBFBF" w:sz="4"/>
+              <w:bottom w:val="single" w:color="BFBFBF" w:sz="4"/>
+              <w:right w:val="single" w:color="BFBFBF" w:sz="4"/>
+            </w:tcBorders>
+            <w:shd w:val="clear" w:color="auto" w:fill="1F3864"/>
+            <w:tcMar>
+              <w:top w:w="60" w:type="dxa"/>
+              <w:left w:w="110" w:type="dxa"/>
+              <w:bottom w:w="60" w:type="dxa"/>
+              <w:right w:w="110" w:type="dxa"/>
+            </w:tcMar>
+          </w:tcPr>
+          <w:p wp14:textId="77777777">
+            <w:r>
+              <w:rPr>
+                <w:b/>
+                <w:bCs/>
+                <w:color w:val="FFFFFF"/>
+              </w:rPr>
+              <w:t xml:space="preserve">Problem</w:t>
+            </w:r>
+          </w:p>
+        </w:tc>
+        <w:tc>
+          <w:tcPr>
+            <w:tcW w:w="6338" w:type="dxa"/>
+            <w:tcBorders>
+              <w:top w:val="single" w:color="BFBFBF" w:sz="4"/>
+              <w:left w:val="single" w:color="BFBFBF" w:sz="4"/>
+              <w:bottom w:val="single" w:color="BFBFBF" w:sz="4"/>
+              <w:right w:val="single" w:color="BFBFBF" w:sz="4"/>
+            </w:tcBorders>
+            <w:shd w:val="clear" w:color="auto" w:fill="1F3864"/>
+            <w:tcMar>
+              <w:top w:w="60" w:type="dxa"/>
+              <w:left w:w="110" w:type="dxa"/>
+              <w:bottom w:w="60" w:type="dxa"/>
+              <w:right w:w="110" w:type="dxa"/>
+            </w:tcMar>
+          </w:tcPr>
+          <w:p wp14:textId="77777777">
+            <w:r>
+              <w:rPr>
+                <w:b/>
+                <w:bCs/>
+                <w:color w:val="FFFFFF"/>
+              </w:rPr>
+              <w:t xml:space="preserve">Fix</w:t>
+            </w:r>
+          </w:p>
+        </w:tc>
+      </w:tr>
+      <w:tr xmlns:wp14="http://schemas.microsoft.com/office/word/2010/wordml" wp14:textId="77777777">
+        <w:trPr>
+          <w:cantSplit/>
+        </w:trPr>
+        <w:tc>
+          <w:tcPr>
+            <w:tcW w:w="3300" w:type="dxa"/>
+            <w:tcBorders>
+              <w:top w:val="single" w:color="BFBFBF" w:sz="4"/>
+              <w:left w:val="single" w:color="BFBFBF" w:sz="4"/>
+              <w:bottom w:val="single" w:color="BFBFBF" w:sz="4"/>
+              <w:right w:val="single" w:color="BFBFBF" w:sz="4"/>
+            </w:tcBorders>
+            <w:tcMar>
+              <w:top w:w="60" w:type="dxa"/>
+              <w:left w:w="110" w:type="dxa"/>
+              <w:bottom w:w="60" w:type="dxa"/>
+              <w:right w:w="110" w:type="dxa"/>
+            </w:tcMar>
+          </w:tcPr>
+          <w:p wp14:textId="77777777">
+            <w:r>
+              <w:t xml:space="preserve">kubectl apply gives an error about your alert file</w:t>
+            </w:r>
+          </w:p>
+        </w:tc>
+        <w:tc>
+          <w:tcPr>
+            <w:tcW w:w="6338" w:type="dxa"/>
+            <w:tcBorders>
+              <w:top w:val="single" w:color="BFBFBF" w:sz="4"/>
+              <w:left w:val="single" w:color="BFBFBF" w:sz="4"/>
+              <w:bottom w:val="single" w:color="BFBFBF" w:sz="4"/>
+              <w:right w:val="single" w:color="BFBFBF" w:sz="4"/>
+            </w:tcBorders>
+            <w:tcMar>
+              <w:top w:w="60" w:type="dxa"/>
+              <w:left w:w="110" w:type="dxa"/>
+              <w:bottom w:w="60" w:type="dxa"/>
+              <w:right w:w="110" w:type="dxa"/>
+            </w:tcMar>
+          </w:tcPr>
+          <w:p wp14:textId="77777777">
+            <w:r>
+              <w:rPr>
+                <w:lang w:val="en-US"/>
+              </w:rPr>
+              <w:t xml:space="preserve">Check the indentation in nano: use spaces, not tabs, and keep the lines lined up like the starter file. Do not change the labels at the top.</w:t>
+            </w:r>
+          </w:p>
+        </w:tc>
+      </w:tr>
+      <w:tr xmlns:wp14="http://schemas.microsoft.com/office/word/2010/wordml" wp14:textId="77777777">
+        <w:trPr>
+          <w:cantSplit/>
+        </w:trPr>
+        <w:tc>
+          <w:tcPr>
+            <w:tcW w:w="3300" w:type="dxa"/>
+            <w:tcBorders>
+              <w:top w:val="single" w:color="BFBFBF" w:sz="4"/>
+              <w:left w:val="single" w:color="BFBFBF" w:sz="4"/>
+              <w:bottom w:val="single" w:color="BFBFBF" w:sz="4"/>
+              <w:right w:val="single" w:color="BFBFBF" w:sz="4"/>
+            </w:tcBorders>
+            <w:tcMar>
+              <w:top w:w="60" w:type="dxa"/>
+              <w:left w:w="110" w:type="dxa"/>
+              <w:bottom w:w="60" w:type="dxa"/>
+              <w:right w:w="110" w:type="dxa"/>
+            </w:tcMar>
+          </w:tcPr>
+          <w:p wp14:textId="77777777">
+            <w:r>
+              <w:t xml:space="preserve">Your alert is not on the Prometheus Alerts page</w:t>
+            </w:r>
+          </w:p>
+        </w:tc>
+        <w:tc>
+          <w:tcPr>
+            <w:tcW w:w="6338" w:type="dxa"/>
+            <w:tcBorders>
+              <w:top w:val="single" w:color="BFBFBF" w:sz="4"/>
+              <w:left w:val="single" w:color="BFBFBF" w:sz="4"/>
+              <w:bottom w:val="single" w:color="BFBFBF" w:sz="4"/>
+              <w:right w:val="single" w:color="BFBFBF" w:sz="4"/>
+            </w:tcBorders>
+            <w:tcMar>
+              <w:top w:w="60" w:type="dxa"/>
+              <w:left w:w="110" w:type="dxa"/>
+              <w:bottom w:w="60" w:type="dxa"/>
+              <w:right w:w="110" w:type="dxa"/>
+            </w:tcMar>
+          </w:tcPr>
+          <w:p wp14:textId="77777777">
+            <w:r>
+              <w:rPr>
+                <w:lang w:val="en-US"/>
+              </w:rPr>
+              <w:t xml:space="preserve">Wait 1–2 minutes after kubectl apply, then refresh the page.</w:t>
+            </w:r>
+          </w:p>
+        </w:tc>
+      </w:tr>
+      <w:tr xmlns:wp14="http://schemas.microsoft.com/office/word/2010/wordml" wp14:textId="77777777">
+        <w:trPr>
+          <w:cantSplit/>
+        </w:trPr>
+        <w:tc>
+          <w:tcPr>
+            <w:tcW w:w="3300" w:type="dxa"/>
+            <w:tcBorders>
+              <w:top w:val="single" w:color="BFBFBF" w:sz="4"/>
+              <w:left w:val="single" w:color="BFBFBF" w:sz="4"/>
+              <w:bottom w:val="single" w:color="BFBFBF" w:sz="4"/>
+              <w:right w:val="single" w:color="BFBFBF" w:sz="4"/>
+            </w:tcBorders>
+            <w:tcMar>
+              <w:top w:w="60" w:type="dxa"/>
+              <w:left w:w="110" w:type="dxa"/>
+              <w:bottom w:w="60" w:type="dxa"/>
+              <w:right w:w="110" w:type="dxa"/>
+            </w:tcMar>
+          </w:tcPr>
+          <w:p wp14:textId="77777777">
+            <w:r>
+              <w:t xml:space="preserve">The alerts stay Inactive</w:t>
+            </w:r>
+          </w:p>
+        </w:tc>
+        <w:tc>
+          <w:tcPr>
+            <w:tcW w:w="6338" w:type="dxa"/>
+            <w:tcBorders>
+              <w:top w:val="single" w:color="BFBFBF" w:sz="4"/>
+              <w:left w:val="single" w:color="BFBFBF" w:sz="4"/>
+              <w:bottom w:val="single" w:color="BFBFBF" w:sz="4"/>
+              <w:right w:val="single" w:color="BFBFBF" w:sz="4"/>
+            </w:tcBorders>
+            <w:tcMar>
+              <w:top w:w="60" w:type="dxa"/>
+              <w:left w:w="110" w:type="dxa"/>
+              <w:bottom w:w="60" w:type="dxa"/>
+              <w:right w:w="110" w:type="dxa"/>
+            </w:tcMar>
+          </w:tcPr>
+          <w:p wp14:textId="77777777">
+            <w:r>
+              <w:rPr>
+                <w:lang w:val="en-US"/>
+              </w:rPr>
+              <w:t xml:space="preserve">Check the test pod is crashing: kubectl get pod test-crashloop -n demo-app. DSYS601PodCrashLooping takes about 7–9 minutes.</w:t>
+            </w:r>
+          </w:p>
+        </w:tc>
+      </w:tr>
+      <w:tr xmlns:wp14="http://schemas.microsoft.com/office/word/2010/wordml" wp14:textId="77777777">
+        <w:trPr>
+          <w:cantSplit/>
+        </w:trPr>
+        <w:tc>
+          <w:tcPr>
+            <w:tcW w:w="3300" w:type="dxa"/>
+            <w:tcBorders>
+              <w:top w:val="single" w:color="BFBFBF" w:sz="4"/>
+              <w:left w:val="single" w:color="BFBFBF" w:sz="4"/>
+              <w:bottom w:val="single" w:color="BFBFBF" w:sz="4"/>
+              <w:right w:val="single" w:color="BFBFBF" w:sz="4"/>
+            </w:tcBorders>
+            <w:tcMar>
+              <w:top w:w="60" w:type="dxa"/>
+              <w:left w:w="110" w:type="dxa"/>
+              <w:bottom w:w="60" w:type="dxa"/>
+              <w:right w:w="110" w:type="dxa"/>
+            </w:tcMar>
+          </w:tcPr>
+          <w:p wp14:textId="77777777">
+            <w:r>
+              <w:t xml:space="preserve">Alertmanager shows nothing</w:t>
+            </w:r>
+          </w:p>
+        </w:tc>
+        <w:tc>
+          <w:tcPr>
+            <w:tcW w:w="6338" w:type="dxa"/>
+            <w:tcBorders>
+              <w:top w:val="single" w:color="BFBFBF" w:sz="4"/>
+              <w:left w:val="single" w:color="BFBFBF" w:sz="4"/>
+              <w:bottom w:val="single" w:color="BFBFBF" w:sz="4"/>
+              <w:right w:val="single" w:color="BFBFBF" w:sz="4"/>
+            </w:tcBorders>
+            <w:tcMar>
+              <w:top w:w="60" w:type="dxa"/>
+              <w:left w:w="110" w:type="dxa"/>
+              <w:bottom w:w="60" w:type="dxa"/>
+              <w:right w:w="110" w:type="dxa"/>
+            </w:tcMar>
+          </w:tcPr>
+          <w:p wp14:textId="77777777">
+            <w:r>
+              <w:rPr>
+                <w:lang w:val="en-US"/>
+              </w:rPr>
+              <w:t xml:space="preserve">An alert must be Firing in Prometheus first. Refresh Alertmanager a minute after it fires.</w:t>
+            </w:r>
+          </w:p>
+        </w:tc>
+      </w:tr>
+      <w:tr xmlns:wp14="http://schemas.microsoft.com/office/word/2010/wordml" wp14:textId="77777777">
+        <w:trPr>
+          <w:cantSplit/>
+        </w:trPr>
+        <w:tc>
+          <w:tcPr>
+            <w:tcW w:w="3300" w:type="dxa"/>
+            <w:tcBorders>
+              <w:top w:val="single" w:color="BFBFBF" w:sz="4"/>
+              <w:left w:val="single" w:color="BFBFBF" w:sz="4"/>
+              <w:bottom w:val="single" w:color="BFBFBF" w:sz="4"/>
+              <w:right w:val="single" w:color="BFBFBF" w:sz="4"/>
+            </w:tcBorders>
+            <w:tcMar>
+              <w:top w:w="60" w:type="dxa"/>
+              <w:left w:w="110" w:type="dxa"/>
+              <w:bottom w:w="60" w:type="dxa"/>
+              <w:right w:w="110" w:type="dxa"/>
+            </w:tcMar>
+          </w:tcPr>
+          <w:p wp14:textId="77777777">
+            <w:r>
+              <w:t xml:space="preserve">Alerts still firing after you removed the test pod</w:t>
+            </w:r>
+          </w:p>
+        </w:tc>
+        <w:tc>
+          <w:tcPr>
+            <w:tcW w:w="6338" w:type="dxa"/>
+            <w:tcBorders>
+              <w:top w:val="single" w:color="BFBFBF" w:sz="4"/>
+              <w:left w:val="single" w:color="BFBFBF" w:sz="4"/>
+              <w:bottom w:val="single" w:color="BFBFBF" w:sz="4"/>
+              <w:right w:val="single" w:color="BFBFBF" w:sz="4"/>
+            </w:tcBorders>
+            <w:tcMar>
+              <w:top w:w="60" w:type="dxa"/>
+              <w:left w:w="110" w:type="dxa"/>
+              <w:bottom w:w="60" w:type="dxa"/>
+              <w:right w:w="110" w:type="dxa"/>
+            </w:tcMar>
+          </w:tcPr>
+          <w:p wp14:textId="77777777">
+            <w:r>
+              <w:rPr>
+                <w:lang w:val="en-US"/>
+              </w:rPr>
+              <w:t xml:space="preserve">This is expected. They clear within a few minutes; Alertmanager takes a little longer.</w:t>
+            </w:r>
+          </w:p>
+        </w:tc>
+      </w:tr>
+      <w:tr xmlns:wp14="http://schemas.microsoft.com/office/word/2010/wordml" wp14:textId="77777777">
+        <w:trPr>
+          <w:cantSplit/>
+        </w:trPr>
+        <w:tc>
+          <w:tcPr>
+            <w:tcW w:w="3300" w:type="dxa"/>
+            <w:tcBorders>
+              <w:top w:val="single" w:color="BFBFBF" w:sz="4"/>
+              <w:left w:val="single" w:color="BFBFBF" w:sz="4"/>
+              <w:bottom w:val="single" w:color="BFBFBF" w:sz="4"/>
+              <w:right w:val="single" w:color="BFBFBF" w:sz="4"/>
+            </w:tcBorders>
+            <w:tcMar>
+              <w:top w:w="60" w:type="dxa"/>
+              <w:left w:w="110" w:type="dxa"/>
+              <w:bottom w:w="60" w:type="dxa"/>
+              <w:right w:w="110" w:type="dxa"/>
+            </w:tcMar>
+          </w:tcPr>
+          <w:p wp14:textId="77777777">
+            <w:r>
+              <w:t xml:space="preserve">Firefox cannot open localhost:9090 or localhost:9093</w:t>
+            </w:r>
+          </w:p>
+        </w:tc>
+        <w:tc>
+          <w:tcPr>
+            <w:tcW w:w="6338" w:type="dxa"/>
+            <w:tcBorders>
+              <w:top w:val="single" w:color="BFBFBF" w:sz="4"/>
+              <w:left w:val="single" w:color="BFBFBF" w:sz="4"/>
+              <w:bottom w:val="single" w:color="BFBFBF" w:sz="4"/>
+              <w:right w:val="single" w:color="BFBFBF" w:sz="4"/>
+            </w:tcBorders>
+            <w:tcMar>
+              <w:top w:w="60" w:type="dxa"/>
+              <w:left w:w="110" w:type="dxa"/>
+              <w:bottom w:w="60" w:type="dxa"/>
+              <w:right w:w="110" w:type="dxa"/>
+            </w:tcMar>
+          </w:tcPr>
+          <w:p wp14:textId="77777777">
+            <w:r>
+              <w:rPr>
+                <w:lang w:val="en-US"/>
+              </w:rPr>
+              <w:t xml:space="preserve">The port-forward in tab 2 or tab 3 has stopped. Run it again (Up arrow, Enter).</w:t>
             </w:r>
           </w:p>
         </w:tc>
